--- a/doc/kade/McRae Champion Doc.docx
+++ b/doc/kade/McRae Champion Doc.docx
@@ -137,12 +137,12 @@
           <wp:inline distB="114300" distT="114300" distL="114300" distR="114300">
             <wp:extent cx="5943600" cy="3073400"/>
             <wp:effectExtent b="0" l="0" r="0" t="0"/>
-            <wp:docPr id="3" name="image2.png"/>
+            <wp:docPr id="4" name="image1.png"/>
             <a:graphic>
               <a:graphicData uri="http://schemas.openxmlformats.org/drawingml/2006/picture">
                 <pic:pic>
                   <pic:nvPicPr>
-                    <pic:cNvPr id="0" name="image2.png"/>
+                    <pic:cNvPr id="0" name="image1.png"/>
                     <pic:cNvPicPr preferRelativeResize="0"/>
                   </pic:nvPicPr>
                   <pic:blipFill>
@@ -621,12 +621,12 @@
           <wp:inline distB="114300" distT="114300" distL="114300" distR="114300">
             <wp:extent cx="4400550" cy="1304925"/>
             <wp:effectExtent b="0" l="0" r="0" t="0"/>
-            <wp:docPr id="5" name="image1.png"/>
+            <wp:docPr id="5" name="image5.png"/>
             <a:graphic>
               <a:graphicData uri="http://schemas.openxmlformats.org/drawingml/2006/picture">
                 <pic:pic>
                   <pic:nvPicPr>
-                    <pic:cNvPr id="0" name="image1.png"/>
+                    <pic:cNvPr id="0" name="image5.png"/>
                     <pic:cNvPicPr preferRelativeResize="0"/>
                   </pic:nvPicPr>
                   <pic:blipFill>
@@ -667,7 +667,7 @@
           <wp:inline distB="114300" distT="114300" distL="114300" distR="114300">
             <wp:extent cx="5586413" cy="2868444"/>
             <wp:effectExtent b="0" l="0" r="0" t="0"/>
-            <wp:docPr id="1" name="image4.png"/>
+            <wp:docPr id="2" name="image4.png"/>
             <a:graphic>
               <a:graphicData uri="http://schemas.openxmlformats.org/drawingml/2006/picture">
                 <pic:pic>
@@ -711,14 +711,14 @@
         <w:rPr/>
         <w:drawing>
           <wp:inline distB="114300" distT="114300" distL="114300" distR="114300">
-            <wp:extent cx="5789262" cy="3370594"/>
+            <wp:extent cx="5943600" cy="3467100"/>
             <wp:effectExtent b="0" l="0" r="0" t="0"/>
-            <wp:docPr id="4" name="image5.png"/>
+            <wp:docPr id="1" name="image3.png"/>
             <a:graphic>
               <a:graphicData uri="http://schemas.openxmlformats.org/drawingml/2006/picture">
                 <pic:pic>
                   <pic:nvPicPr>
-                    <pic:cNvPr id="0" name="image5.png"/>
+                    <pic:cNvPr id="0" name="image3.png"/>
                     <pic:cNvPicPr preferRelativeResize="0"/>
                   </pic:nvPicPr>
                   <pic:blipFill>
@@ -731,7 +731,7 @@
                   <pic:spPr>
                     <a:xfrm>
                       <a:off x="0" y="0"/>
-                      <a:ext cx="5789262" cy="3370594"/>
+                      <a:ext cx="5943600" cy="3467100"/>
                     </a:xfrm>
                     <a:prstGeom prst="rect"/>
                     <a:ln/>
@@ -4271,7 +4271,7 @@
               <w:rPr>
                 <w:rtl w:val="0"/>
               </w:rPr>
-              <w:t xml:space="preserve">Duration (PWks)</w:t>
+              <w:t xml:space="preserve">Duration (hrs)</w:t>
             </w:r>
             <w:r>
               <w:rPr>
@@ -4388,7 +4388,7 @@
               <w:rPr>
                 <w:rtl w:val="0"/>
               </w:rPr>
-              <w:t xml:space="preserve">1</w:t>
+              <w:t xml:space="preserve">3</w:t>
             </w:r>
             <w:r>
               <w:rPr>
@@ -4505,7 +4505,7 @@
               <w:rPr>
                 <w:rtl w:val="0"/>
               </w:rPr>
-              <w:t xml:space="preserve">2</w:t>
+              <w:t xml:space="preserve">8</w:t>
             </w:r>
             <w:r>
               <w:rPr>
@@ -4622,7 +4622,7 @@
               <w:rPr>
                 <w:rtl w:val="0"/>
               </w:rPr>
-              <w:t xml:space="preserve">2</w:t>
+              <w:t xml:space="preserve">8</w:t>
             </w:r>
             <w:r>
               <w:rPr>
@@ -4739,7 +4739,7 @@
               <w:rPr>
                 <w:rtl w:val="0"/>
               </w:rPr>
-              <w:t xml:space="preserve">2</w:t>
+              <w:t xml:space="preserve">8</w:t>
             </w:r>
             <w:r>
               <w:rPr>
@@ -4856,7 +4856,7 @@
               <w:rPr>
                 <w:rtl w:val="0"/>
               </w:rPr>
-              <w:t xml:space="preserve">2</w:t>
+              <w:t xml:space="preserve">6</w:t>
             </w:r>
             <w:r>
               <w:rPr>
@@ -4979,7 +4979,7 @@
               <w:rPr>
                 <w:rtl w:val="0"/>
               </w:rPr>
-              <w:t xml:space="preserve">2</w:t>
+              <w:t xml:space="preserve">6</w:t>
             </w:r>
             <w:r>
               <w:rPr>
@@ -5102,7 +5102,7 @@
               <w:rPr>
                 <w:rtl w:val="0"/>
               </w:rPr>
-              <w:t xml:space="preserve">1</w:t>
+              <w:t xml:space="preserve">4</w:t>
             </w:r>
             <w:r>
               <w:rPr>
@@ -5184,12 +5184,12 @@
           <wp:inline distB="114300" distT="114300" distL="114300" distR="114300">
             <wp:extent cx="5943600" cy="2463800"/>
             <wp:effectExtent b="0" l="0" r="0" t="0"/>
-            <wp:docPr id="2" name="image3.png"/>
+            <wp:docPr id="3" name="image2.png"/>
             <a:graphic>
               <a:graphicData uri="http://schemas.openxmlformats.org/drawingml/2006/picture">
                 <pic:pic>
                   <pic:nvPicPr>
-                    <pic:cNvPr id="0" name="image3.png"/>
+                    <pic:cNvPr id="0" name="image2.png"/>
                     <pic:cNvPicPr preferRelativeResize="0"/>
                   </pic:nvPicPr>
                   <pic:blipFill>
@@ -5247,6 +5247,19 @@
         <w:rPr/>
       </w:pPr>
       <w:r>
+        <w:br w:type="page"/>
+      </w:r>
+      <w:r>
+        <w:rPr>
+          <w:rtl w:val="0"/>
+        </w:rPr>
+      </w:r>
+    </w:p>
+    <w:p>
+      <w:pPr>
+        <w:rPr/>
+      </w:pPr>
+      <w:r>
         <w:rPr>
           <w:rtl w:val="0"/>
         </w:rPr>
@@ -5255,7 +5268,7 @@
     <w:tbl>
       <w:tblPr>
         <w:tblStyle w:val="Table5"/>
-        <w:tblW w:w="9585.0" w:type="dxa"/>
+        <w:tblW w:w="9585.000000000002" w:type="dxa"/>
         <w:jc w:val="left"/>
         <w:tblInd w:w="-108.0" w:type="dxa"/>
         <w:tblBorders>
@@ -5270,26 +5283,44 @@
         <w:tblLook w:val="0400"/>
       </w:tblPr>
       <w:tblGrid>
-        <w:gridCol w:w="1065"/>
-        <w:gridCol w:w="1065"/>
-        <w:gridCol w:w="1065"/>
-        <w:gridCol w:w="1065"/>
-        <w:gridCol w:w="1065"/>
-        <w:gridCol w:w="1065"/>
-        <w:gridCol w:w="1065"/>
-        <w:gridCol w:w="1065"/>
-        <w:gridCol w:w="1065"/>
+        <w:gridCol w:w="532.5000000000001"/>
+        <w:gridCol w:w="532.5000000000001"/>
+        <w:gridCol w:w="532.5000000000001"/>
+        <w:gridCol w:w="532.5000000000001"/>
+        <w:gridCol w:w="532.5000000000001"/>
+        <w:gridCol w:w="532.5000000000001"/>
+        <w:gridCol w:w="532.5000000000001"/>
+        <w:gridCol w:w="532.5000000000001"/>
+        <w:gridCol w:w="532.5000000000001"/>
+        <w:gridCol w:w="532.5000000000001"/>
+        <w:gridCol w:w="532.5000000000001"/>
+        <w:gridCol w:w="532.5000000000001"/>
+        <w:gridCol w:w="532.5000000000001"/>
+        <w:gridCol w:w="532.5000000000001"/>
+        <w:gridCol w:w="532.5000000000001"/>
+        <w:gridCol w:w="532.5000000000001"/>
+        <w:gridCol w:w="532.5000000000001"/>
+        <w:gridCol w:w="532.5000000000001"/>
         <w:tblGridChange w:id="0">
           <w:tblGrid>
-            <w:gridCol w:w="1065"/>
-            <w:gridCol w:w="1065"/>
-            <w:gridCol w:w="1065"/>
-            <w:gridCol w:w="1065"/>
-            <w:gridCol w:w="1065"/>
-            <w:gridCol w:w="1065"/>
-            <w:gridCol w:w="1065"/>
-            <w:gridCol w:w="1065"/>
-            <w:gridCol w:w="1065"/>
+            <w:gridCol w:w="532.5000000000001"/>
+            <w:gridCol w:w="532.5000000000001"/>
+            <w:gridCol w:w="532.5000000000001"/>
+            <w:gridCol w:w="532.5000000000001"/>
+            <w:gridCol w:w="532.5000000000001"/>
+            <w:gridCol w:w="532.5000000000001"/>
+            <w:gridCol w:w="532.5000000000001"/>
+            <w:gridCol w:w="532.5000000000001"/>
+            <w:gridCol w:w="532.5000000000001"/>
+            <w:gridCol w:w="532.5000000000001"/>
+            <w:gridCol w:w="532.5000000000001"/>
+            <w:gridCol w:w="532.5000000000001"/>
+            <w:gridCol w:w="532.5000000000001"/>
+            <w:gridCol w:w="532.5000000000001"/>
+            <w:gridCol w:w="532.5000000000001"/>
+            <w:gridCol w:w="532.5000000000001"/>
+            <w:gridCol w:w="532.5000000000001"/>
+            <w:gridCol w:w="532.5000000000001"/>
           </w:tblGrid>
         </w:tblGridChange>
       </w:tblGrid>
@@ -5335,6 +5366,127 @@
           </w:p>
         </w:tc>
         <w:tc>
+          <w:tcPr>
+            <w:shd w:fill="ff0000" w:val="clear"/>
+          </w:tcPr>
+          <w:p>
+            <w:pPr>
+              <w:rPr/>
+            </w:pPr>
+            <w:r>
+              <w:rPr>
+                <w:rtl w:val="0"/>
+              </w:rPr>
+            </w:r>
+          </w:p>
+        </w:tc>
+        <w:tc>
+          <w:tcPr>
+            <w:shd w:fill="ff0000" w:val="clear"/>
+          </w:tcPr>
+          <w:p>
+            <w:pPr>
+              <w:rPr/>
+            </w:pPr>
+            <w:r>
+              <w:rPr>
+                <w:rtl w:val="0"/>
+              </w:rPr>
+            </w:r>
+          </w:p>
+        </w:tc>
+        <w:tc>
+          <w:tcPr/>
+          <w:p>
+            <w:pPr>
+              <w:rPr/>
+            </w:pPr>
+            <w:r>
+              <w:rPr>
+                <w:rtl w:val="0"/>
+              </w:rPr>
+            </w:r>
+          </w:p>
+        </w:tc>
+        <w:tc>
+          <w:tcPr/>
+          <w:p>
+            <w:pPr>
+              <w:rPr/>
+            </w:pPr>
+            <w:r>
+              <w:rPr>
+                <w:rtl w:val="0"/>
+              </w:rPr>
+            </w:r>
+          </w:p>
+        </w:tc>
+        <w:tc>
+          <w:tcPr/>
+          <w:p>
+            <w:pPr>
+              <w:rPr/>
+            </w:pPr>
+            <w:r>
+              <w:rPr>
+                <w:rtl w:val="0"/>
+              </w:rPr>
+            </w:r>
+          </w:p>
+        </w:tc>
+        <w:tc>
+          <w:tcPr/>
+          <w:p>
+            <w:pPr>
+              <w:rPr/>
+            </w:pPr>
+            <w:r>
+              <w:rPr>
+                <w:rtl w:val="0"/>
+              </w:rPr>
+            </w:r>
+          </w:p>
+        </w:tc>
+        <w:tc>
+          <w:tcPr/>
+          <w:p>
+            <w:pPr>
+              <w:rPr/>
+            </w:pPr>
+            <w:r>
+              <w:rPr>
+                <w:rtl w:val="0"/>
+              </w:rPr>
+            </w:r>
+          </w:p>
+        </w:tc>
+        <w:tc>
+          <w:tcPr/>
+          <w:p>
+            <w:pPr>
+              <w:rPr/>
+            </w:pPr>
+            <w:r>
+              <w:rPr>
+                <w:rtl w:val="0"/>
+              </w:rPr>
+            </w:r>
+          </w:p>
+        </w:tc>
+        <w:tc>
+          <w:tcPr/>
+          <w:p>
+            <w:pPr>
+              <w:rPr/>
+            </w:pPr>
+            <w:r>
+              <w:rPr>
+                <w:rtl w:val="0"/>
+              </w:rPr>
+            </w:r>
+          </w:p>
+        </w:tc>
+        <w:tc>
           <w:tcPr/>
           <w:p>
             <w:pPr>
@@ -5466,6 +5618,32 @@
           </w:p>
         </w:tc>
         <w:tc>
+          <w:tcPr/>
+          <w:p>
+            <w:pPr>
+              <w:rPr/>
+            </w:pPr>
+            <w:r>
+              <w:rPr>
+                <w:rtl w:val="0"/>
+              </w:rPr>
+            </w:r>
+          </w:p>
+        </w:tc>
+        <w:tc>
+          <w:tcPr/>
+          <w:p>
+            <w:pPr>
+              <w:rPr/>
+            </w:pPr>
+            <w:r>
+              <w:rPr>
+                <w:rtl w:val="0"/>
+              </w:rPr>
+            </w:r>
+          </w:p>
+        </w:tc>
+        <w:tc>
           <w:tcPr>
             <w:shd w:fill="ff0000" w:val="clear"/>
           </w:tcPr>
@@ -5485,6 +5663,109 @@
           <w:tcPr>
             <w:shd w:fill="ff0000" w:val="clear"/>
           </w:tcPr>
+          <w:p>
+            <w:pPr>
+              <w:rPr/>
+            </w:pPr>
+            <w:r>
+              <w:rPr>
+                <w:rtl w:val="0"/>
+              </w:rPr>
+            </w:r>
+          </w:p>
+        </w:tc>
+        <w:tc>
+          <w:tcPr>
+            <w:shd w:fill="ff0000" w:val="clear"/>
+          </w:tcPr>
+          <w:p>
+            <w:pPr>
+              <w:rPr/>
+            </w:pPr>
+            <w:r>
+              <w:rPr>
+                <w:rtl w:val="0"/>
+              </w:rPr>
+            </w:r>
+          </w:p>
+        </w:tc>
+        <w:tc>
+          <w:tcPr>
+            <w:shd w:fill="ff0000" w:val="clear"/>
+          </w:tcPr>
+          <w:p>
+            <w:pPr>
+              <w:rPr/>
+            </w:pPr>
+            <w:r>
+              <w:rPr>
+                <w:rtl w:val="0"/>
+              </w:rPr>
+            </w:r>
+          </w:p>
+        </w:tc>
+        <w:tc>
+          <w:tcPr>
+            <w:shd w:fill="ff0000" w:val="clear"/>
+          </w:tcPr>
+          <w:p>
+            <w:pPr>
+              <w:rPr/>
+            </w:pPr>
+            <w:r>
+              <w:rPr>
+                <w:rtl w:val="0"/>
+              </w:rPr>
+            </w:r>
+          </w:p>
+        </w:tc>
+        <w:tc>
+          <w:tcPr>
+            <w:shd w:fill="ff0000" w:val="clear"/>
+          </w:tcPr>
+          <w:p>
+            <w:pPr>
+              <w:rPr/>
+            </w:pPr>
+            <w:r>
+              <w:rPr>
+                <w:rtl w:val="0"/>
+              </w:rPr>
+            </w:r>
+          </w:p>
+        </w:tc>
+        <w:tc>
+          <w:tcPr>
+            <w:shd w:fill="ff0000" w:val="clear"/>
+          </w:tcPr>
+          <w:p>
+            <w:pPr>
+              <w:rPr/>
+            </w:pPr>
+            <w:r>
+              <w:rPr>
+                <w:rtl w:val="0"/>
+              </w:rPr>
+            </w:r>
+          </w:p>
+        </w:tc>
+        <w:tc>
+          <w:tcPr>
+            <w:shd w:fill="ff0000" w:val="clear"/>
+          </w:tcPr>
+          <w:p>
+            <w:pPr>
+              <w:rPr/>
+            </w:pPr>
+            <w:r>
+              <w:rPr>
+                <w:rtl w:val="0"/>
+              </w:rPr>
+            </w:r>
+          </w:p>
+        </w:tc>
+        <w:tc>
+          <w:tcPr/>
           <w:p>
             <w:pPr>
               <w:rPr/>
@@ -5628,6 +5909,110 @@
           </w:p>
         </w:tc>
         <w:tc>
+          <w:tcPr/>
+          <w:p>
+            <w:pPr>
+              <w:rPr/>
+            </w:pPr>
+            <w:r>
+              <w:rPr>
+                <w:rtl w:val="0"/>
+              </w:rPr>
+            </w:r>
+          </w:p>
+        </w:tc>
+        <w:tc>
+          <w:tcPr/>
+          <w:p>
+            <w:pPr>
+              <w:rPr/>
+            </w:pPr>
+            <w:r>
+              <w:rPr>
+                <w:rtl w:val="0"/>
+              </w:rPr>
+            </w:r>
+          </w:p>
+        </w:tc>
+        <w:tc>
+          <w:tcPr/>
+          <w:p>
+            <w:pPr>
+              <w:rPr/>
+            </w:pPr>
+            <w:r>
+              <w:rPr>
+                <w:rtl w:val="0"/>
+              </w:rPr>
+            </w:r>
+          </w:p>
+        </w:tc>
+        <w:tc>
+          <w:tcPr/>
+          <w:p>
+            <w:pPr>
+              <w:rPr/>
+            </w:pPr>
+            <w:r>
+              <w:rPr>
+                <w:rtl w:val="0"/>
+              </w:rPr>
+            </w:r>
+          </w:p>
+        </w:tc>
+        <w:tc>
+          <w:tcPr/>
+          <w:p>
+            <w:pPr>
+              <w:rPr/>
+            </w:pPr>
+            <w:r>
+              <w:rPr>
+                <w:rtl w:val="0"/>
+              </w:rPr>
+            </w:r>
+          </w:p>
+        </w:tc>
+        <w:tc>
+          <w:tcPr/>
+          <w:p>
+            <w:pPr>
+              <w:rPr/>
+            </w:pPr>
+            <w:r>
+              <w:rPr>
+                <w:rtl w:val="0"/>
+              </w:rPr>
+            </w:r>
+          </w:p>
+        </w:tc>
+        <w:tc>
+          <w:tcPr/>
+          <w:p>
+            <w:pPr>
+              <w:rPr/>
+            </w:pPr>
+            <w:r>
+              <w:rPr>
+                <w:rtl w:val="0"/>
+              </w:rPr>
+            </w:r>
+          </w:p>
+        </w:tc>
+        <w:tc>
+          <w:tcPr/>
+          <w:p>
+            <w:pPr>
+              <w:rPr/>
+            </w:pPr>
+            <w:r>
+              <w:rPr>
+                <w:rtl w:val="0"/>
+              </w:rPr>
+            </w:r>
+          </w:p>
+        </w:tc>
+        <w:tc>
           <w:tcPr>
             <w:shd w:fill="ff0000" w:val="clear"/>
           </w:tcPr>
@@ -5659,33 +6044,54 @@
           </w:p>
         </w:tc>
         <w:tc>
-          <w:tcPr/>
-          <w:p>
-            <w:pPr>
-              <w:rPr/>
-            </w:pPr>
-            <w:r>
-              <w:rPr>
-                <w:rtl w:val="0"/>
-              </w:rPr>
-            </w:r>
-          </w:p>
-        </w:tc>
-        <w:tc>
-          <w:tcPr/>
-          <w:p>
-            <w:pPr>
-              <w:rPr/>
-            </w:pPr>
-            <w:r>
-              <w:rPr>
-                <w:rtl w:val="0"/>
-              </w:rPr>
-            </w:r>
-          </w:p>
-        </w:tc>
-        <w:tc>
-          <w:tcPr/>
+          <w:tcPr>
+            <w:shd w:fill="ff0000" w:val="clear"/>
+          </w:tcPr>
+          <w:p>
+            <w:pPr>
+              <w:rPr/>
+            </w:pPr>
+            <w:r>
+              <w:rPr>
+                <w:rtl w:val="0"/>
+              </w:rPr>
+            </w:r>
+          </w:p>
+        </w:tc>
+        <w:tc>
+          <w:tcPr>
+            <w:shd w:fill="ff0000" w:val="clear"/>
+          </w:tcPr>
+          <w:p>
+            <w:pPr>
+              <w:rPr/>
+            </w:pPr>
+            <w:r>
+              <w:rPr>
+                <w:rtl w:val="0"/>
+              </w:rPr>
+            </w:r>
+          </w:p>
+        </w:tc>
+        <w:tc>
+          <w:tcPr>
+            <w:shd w:fill="ff0000" w:val="clear"/>
+          </w:tcPr>
+          <w:p>
+            <w:pPr>
+              <w:rPr/>
+            </w:pPr>
+            <w:r>
+              <w:rPr>
+                <w:rtl w:val="0"/>
+              </w:rPr>
+            </w:r>
+          </w:p>
+        </w:tc>
+        <w:tc>
+          <w:tcPr>
+            <w:shd w:fill="ff0000" w:val="clear"/>
+          </w:tcPr>
           <w:p>
             <w:pPr>
               <w:rPr/>
@@ -5764,6 +6170,110 @@
           </w:p>
         </w:tc>
         <w:tc>
+          <w:tcPr/>
+          <w:p>
+            <w:pPr>
+              <w:rPr/>
+            </w:pPr>
+            <w:r>
+              <w:rPr>
+                <w:rtl w:val="0"/>
+              </w:rPr>
+            </w:r>
+          </w:p>
+        </w:tc>
+        <w:tc>
+          <w:tcPr/>
+          <w:p>
+            <w:pPr>
+              <w:rPr/>
+            </w:pPr>
+            <w:r>
+              <w:rPr>
+                <w:rtl w:val="0"/>
+              </w:rPr>
+            </w:r>
+          </w:p>
+        </w:tc>
+        <w:tc>
+          <w:tcPr/>
+          <w:p>
+            <w:pPr>
+              <w:rPr/>
+            </w:pPr>
+            <w:r>
+              <w:rPr>
+                <w:rtl w:val="0"/>
+              </w:rPr>
+            </w:r>
+          </w:p>
+        </w:tc>
+        <w:tc>
+          <w:tcPr/>
+          <w:p>
+            <w:pPr>
+              <w:rPr/>
+            </w:pPr>
+            <w:r>
+              <w:rPr>
+                <w:rtl w:val="0"/>
+              </w:rPr>
+            </w:r>
+          </w:p>
+        </w:tc>
+        <w:tc>
+          <w:tcPr/>
+          <w:p>
+            <w:pPr>
+              <w:rPr/>
+            </w:pPr>
+            <w:r>
+              <w:rPr>
+                <w:rtl w:val="0"/>
+              </w:rPr>
+            </w:r>
+          </w:p>
+        </w:tc>
+        <w:tc>
+          <w:tcPr/>
+          <w:p>
+            <w:pPr>
+              <w:rPr/>
+            </w:pPr>
+            <w:r>
+              <w:rPr>
+                <w:rtl w:val="0"/>
+              </w:rPr>
+            </w:r>
+          </w:p>
+        </w:tc>
+        <w:tc>
+          <w:tcPr/>
+          <w:p>
+            <w:pPr>
+              <w:rPr/>
+            </w:pPr>
+            <w:r>
+              <w:rPr>
+                <w:rtl w:val="0"/>
+              </w:rPr>
+            </w:r>
+          </w:p>
+        </w:tc>
+        <w:tc>
+          <w:tcPr/>
+          <w:p>
+            <w:pPr>
+              <w:rPr/>
+            </w:pPr>
+            <w:r>
+              <w:rPr>
+                <w:rtl w:val="0"/>
+              </w:rPr>
+            </w:r>
+          </w:p>
+        </w:tc>
+        <w:tc>
           <w:tcPr>
             <w:shd w:fill="0000ff" w:val="clear"/>
           </w:tcPr>
@@ -5795,33 +6305,54 @@
           </w:p>
         </w:tc>
         <w:tc>
-          <w:tcPr/>
-          <w:p>
-            <w:pPr>
-              <w:rPr/>
-            </w:pPr>
-            <w:r>
-              <w:rPr>
-                <w:rtl w:val="0"/>
-              </w:rPr>
-            </w:r>
-          </w:p>
-        </w:tc>
-        <w:tc>
-          <w:tcPr/>
-          <w:p>
-            <w:pPr>
-              <w:rPr/>
-            </w:pPr>
-            <w:r>
-              <w:rPr>
-                <w:rtl w:val="0"/>
-              </w:rPr>
-            </w:r>
-          </w:p>
-        </w:tc>
-        <w:tc>
-          <w:tcPr/>
+          <w:tcPr>
+            <w:shd w:fill="0000ff" w:val="clear"/>
+          </w:tcPr>
+          <w:p>
+            <w:pPr>
+              <w:rPr/>
+            </w:pPr>
+            <w:r>
+              <w:rPr>
+                <w:rtl w:val="0"/>
+              </w:rPr>
+            </w:r>
+          </w:p>
+        </w:tc>
+        <w:tc>
+          <w:tcPr>
+            <w:shd w:fill="0000ff" w:val="clear"/>
+          </w:tcPr>
+          <w:p>
+            <w:pPr>
+              <w:rPr/>
+            </w:pPr>
+            <w:r>
+              <w:rPr>
+                <w:rtl w:val="0"/>
+              </w:rPr>
+            </w:r>
+          </w:p>
+        </w:tc>
+        <w:tc>
+          <w:tcPr>
+            <w:shd w:fill="0000ff" w:val="clear"/>
+          </w:tcPr>
+          <w:p>
+            <w:pPr>
+              <w:rPr/>
+            </w:pPr>
+            <w:r>
+              <w:rPr>
+                <w:rtl w:val="0"/>
+              </w:rPr>
+            </w:r>
+          </w:p>
+        </w:tc>
+        <w:tc>
+          <w:tcPr>
+            <w:shd w:fill="0000ff" w:val="clear"/>
+          </w:tcPr>
           <w:p>
             <w:pPr>
               <w:rPr/>
@@ -5926,25 +6457,137 @@
           </w:p>
         </w:tc>
         <w:tc>
-          <w:tcPr>
-            <w:shd w:fill="ff0000" w:val="clear"/>
-          </w:tcPr>
-          <w:p>
-            <w:pPr>
-              <w:rPr/>
-            </w:pPr>
-            <w:r>
-              <w:rPr>
-                <w:rtl w:val="0"/>
-              </w:rPr>
-              <w:t xml:space="preserve">3,4</w:t>
-            </w:r>
-          </w:p>
-        </w:tc>
-        <w:tc>
-          <w:tcPr>
-            <w:shd w:fill="ff0000" w:val="clear"/>
-          </w:tcPr>
+          <w:tcPr/>
+          <w:p>
+            <w:pPr>
+              <w:rPr/>
+            </w:pPr>
+            <w:r>
+              <w:rPr>
+                <w:rtl w:val="0"/>
+              </w:rPr>
+            </w:r>
+          </w:p>
+        </w:tc>
+        <w:tc>
+          <w:tcPr/>
+          <w:p>
+            <w:pPr>
+              <w:rPr/>
+            </w:pPr>
+            <w:r>
+              <w:rPr>
+                <w:rtl w:val="0"/>
+              </w:rPr>
+            </w:r>
+          </w:p>
+        </w:tc>
+        <w:tc>
+          <w:tcPr/>
+          <w:p>
+            <w:pPr>
+              <w:rPr/>
+            </w:pPr>
+            <w:r>
+              <w:rPr>
+                <w:rtl w:val="0"/>
+              </w:rPr>
+            </w:r>
+          </w:p>
+        </w:tc>
+        <w:tc>
+          <w:tcPr/>
+          <w:p>
+            <w:pPr>
+              <w:rPr/>
+            </w:pPr>
+            <w:r>
+              <w:rPr>
+                <w:rtl w:val="0"/>
+              </w:rPr>
+            </w:r>
+          </w:p>
+        </w:tc>
+        <w:tc>
+          <w:tcPr/>
+          <w:p>
+            <w:pPr>
+              <w:rPr/>
+            </w:pPr>
+            <w:r>
+              <w:rPr>
+                <w:rtl w:val="0"/>
+              </w:rPr>
+            </w:r>
+          </w:p>
+        </w:tc>
+        <w:tc>
+          <w:tcPr/>
+          <w:p>
+            <w:pPr>
+              <w:rPr/>
+            </w:pPr>
+            <w:r>
+              <w:rPr>
+                <w:rtl w:val="0"/>
+              </w:rPr>
+            </w:r>
+          </w:p>
+        </w:tc>
+        <w:tc>
+          <w:tcPr/>
+          <w:p>
+            <w:pPr>
+              <w:rPr/>
+            </w:pPr>
+            <w:r>
+              <w:rPr>
+                <w:rtl w:val="0"/>
+              </w:rPr>
+            </w:r>
+          </w:p>
+        </w:tc>
+        <w:tc>
+          <w:tcPr/>
+          <w:p>
+            <w:pPr>
+              <w:rPr/>
+            </w:pPr>
+            <w:r>
+              <w:rPr>
+                <w:rtl w:val="0"/>
+              </w:rPr>
+            </w:r>
+          </w:p>
+        </w:tc>
+        <w:tc>
+          <w:tcPr/>
+          <w:p>
+            <w:pPr>
+              <w:rPr/>
+            </w:pPr>
+            <w:r>
+              <w:rPr>
+                <w:rtl w:val="0"/>
+              </w:rPr>
+            </w:r>
+          </w:p>
+        </w:tc>
+        <w:tc>
+          <w:tcPr/>
+          <w:p>
+            <w:pPr>
+              <w:rPr/>
+            </w:pPr>
+            <w:r>
+              <w:rPr>
+                <w:rtl w:val="0"/>
+              </w:rPr>
+            </w:r>
+          </w:p>
+        </w:tc>
+        <w:tc>
+          <w:tcPr/>
           <w:p>
             <w:pPr>
               <w:rPr/>
@@ -6062,25 +6705,137 @@
           </w:p>
         </w:tc>
         <w:tc>
-          <w:tcPr>
-            <w:shd w:fill="0000ff" w:val="clear"/>
-          </w:tcPr>
-          <w:p>
-            <w:pPr>
-              <w:rPr/>
-            </w:pPr>
-            <w:r>
-              <w:rPr>
-                <w:rtl w:val="0"/>
-              </w:rPr>
-              <w:t xml:space="preserve">3,4</w:t>
-            </w:r>
-          </w:p>
-        </w:tc>
-        <w:tc>
-          <w:tcPr>
-            <w:shd w:fill="0000ff" w:val="clear"/>
-          </w:tcPr>
+          <w:tcPr/>
+          <w:p>
+            <w:pPr>
+              <w:rPr/>
+            </w:pPr>
+            <w:r>
+              <w:rPr>
+                <w:rtl w:val="0"/>
+              </w:rPr>
+            </w:r>
+          </w:p>
+        </w:tc>
+        <w:tc>
+          <w:tcPr/>
+          <w:p>
+            <w:pPr>
+              <w:rPr/>
+            </w:pPr>
+            <w:r>
+              <w:rPr>
+                <w:rtl w:val="0"/>
+              </w:rPr>
+            </w:r>
+          </w:p>
+        </w:tc>
+        <w:tc>
+          <w:tcPr/>
+          <w:p>
+            <w:pPr>
+              <w:rPr/>
+            </w:pPr>
+            <w:r>
+              <w:rPr>
+                <w:rtl w:val="0"/>
+              </w:rPr>
+            </w:r>
+          </w:p>
+        </w:tc>
+        <w:tc>
+          <w:tcPr/>
+          <w:p>
+            <w:pPr>
+              <w:rPr/>
+            </w:pPr>
+            <w:r>
+              <w:rPr>
+                <w:rtl w:val="0"/>
+              </w:rPr>
+            </w:r>
+          </w:p>
+        </w:tc>
+        <w:tc>
+          <w:tcPr/>
+          <w:p>
+            <w:pPr>
+              <w:rPr/>
+            </w:pPr>
+            <w:r>
+              <w:rPr>
+                <w:rtl w:val="0"/>
+              </w:rPr>
+            </w:r>
+          </w:p>
+        </w:tc>
+        <w:tc>
+          <w:tcPr/>
+          <w:p>
+            <w:pPr>
+              <w:rPr/>
+            </w:pPr>
+            <w:r>
+              <w:rPr>
+                <w:rtl w:val="0"/>
+              </w:rPr>
+            </w:r>
+          </w:p>
+        </w:tc>
+        <w:tc>
+          <w:tcPr/>
+          <w:p>
+            <w:pPr>
+              <w:rPr/>
+            </w:pPr>
+            <w:r>
+              <w:rPr>
+                <w:rtl w:val="0"/>
+              </w:rPr>
+            </w:r>
+          </w:p>
+        </w:tc>
+        <w:tc>
+          <w:tcPr/>
+          <w:p>
+            <w:pPr>
+              <w:rPr/>
+            </w:pPr>
+            <w:r>
+              <w:rPr>
+                <w:rtl w:val="0"/>
+              </w:rPr>
+            </w:r>
+          </w:p>
+        </w:tc>
+        <w:tc>
+          <w:tcPr/>
+          <w:p>
+            <w:pPr>
+              <w:rPr/>
+            </w:pPr>
+            <w:r>
+              <w:rPr>
+                <w:rtl w:val="0"/>
+              </w:rPr>
+            </w:r>
+          </w:p>
+        </w:tc>
+        <w:tc>
+          <w:tcPr/>
+          <w:p>
+            <w:pPr>
+              <w:rPr/>
+            </w:pPr>
+            <w:r>
+              <w:rPr>
+                <w:rtl w:val="0"/>
+              </w:rPr>
+            </w:r>
+          </w:p>
+        </w:tc>
+        <w:tc>
+          <w:tcPr/>
           <w:p>
             <w:pPr>
               <w:rPr/>
@@ -6224,18 +6979,132 @@
           </w:p>
         </w:tc>
         <w:tc>
-          <w:tcPr>
-            <w:shd w:fill="ff0000" w:val="clear"/>
-          </w:tcPr>
-          <w:p>
-            <w:pPr>
-              <w:rPr/>
-            </w:pPr>
-            <w:r>
-              <w:rPr>
-                <w:rtl w:val="0"/>
-              </w:rPr>
-              <w:t xml:space="preserve">5,6</w:t>
+          <w:tcPr/>
+          <w:p>
+            <w:pPr>
+              <w:rPr/>
+            </w:pPr>
+            <w:r>
+              <w:rPr>
+                <w:rtl w:val="0"/>
+              </w:rPr>
+            </w:r>
+          </w:p>
+        </w:tc>
+        <w:tc>
+          <w:tcPr/>
+          <w:p>
+            <w:pPr>
+              <w:rPr/>
+            </w:pPr>
+            <w:r>
+              <w:rPr>
+                <w:rtl w:val="0"/>
+              </w:rPr>
+            </w:r>
+          </w:p>
+        </w:tc>
+        <w:tc>
+          <w:tcPr/>
+          <w:p>
+            <w:pPr>
+              <w:rPr/>
+            </w:pPr>
+            <w:r>
+              <w:rPr>
+                <w:rtl w:val="0"/>
+              </w:rPr>
+            </w:r>
+          </w:p>
+        </w:tc>
+        <w:tc>
+          <w:tcPr/>
+          <w:p>
+            <w:pPr>
+              <w:rPr/>
+            </w:pPr>
+            <w:r>
+              <w:rPr>
+                <w:rtl w:val="0"/>
+              </w:rPr>
+            </w:r>
+          </w:p>
+        </w:tc>
+        <w:tc>
+          <w:tcPr/>
+          <w:p>
+            <w:pPr>
+              <w:rPr/>
+            </w:pPr>
+            <w:r>
+              <w:rPr>
+                <w:rtl w:val="0"/>
+              </w:rPr>
+            </w:r>
+          </w:p>
+        </w:tc>
+        <w:tc>
+          <w:tcPr/>
+          <w:p>
+            <w:pPr>
+              <w:rPr/>
+            </w:pPr>
+            <w:r>
+              <w:rPr>
+                <w:rtl w:val="0"/>
+              </w:rPr>
+            </w:r>
+          </w:p>
+        </w:tc>
+        <w:tc>
+          <w:tcPr/>
+          <w:p>
+            <w:pPr>
+              <w:rPr/>
+            </w:pPr>
+            <w:r>
+              <w:rPr>
+                <w:rtl w:val="0"/>
+              </w:rPr>
+            </w:r>
+          </w:p>
+        </w:tc>
+        <w:tc>
+          <w:tcPr/>
+          <w:p>
+            <w:pPr>
+              <w:rPr/>
+            </w:pPr>
+            <w:r>
+              <w:rPr>
+                <w:rtl w:val="0"/>
+              </w:rPr>
+            </w:r>
+          </w:p>
+        </w:tc>
+        <w:tc>
+          <w:tcPr/>
+          <w:p>
+            <w:pPr>
+              <w:rPr/>
+            </w:pPr>
+            <w:r>
+              <w:rPr>
+                <w:rtl w:val="0"/>
+              </w:rPr>
+            </w:r>
+          </w:p>
+        </w:tc>
+        <w:tc>
+          <w:tcPr/>
+          <w:p>
+            <w:pPr>
+              <w:rPr/>
+            </w:pPr>
+            <w:r>
+              <w:rPr>
+                <w:rtl w:val="0"/>
+              </w:rPr>
             </w:r>
           </w:p>
         </w:tc>
@@ -6473,6 +7342,240 @@
             </w:r>
           </w:p>
         </w:tc>
+        <w:tc>
+          <w:tcPr>
+            <w:tcBorders>
+              <w:left w:color="000000" w:space="0" w:sz="0" w:val="nil"/>
+              <w:bottom w:color="000000" w:space="0" w:sz="0" w:val="nil"/>
+              <w:right w:color="000000" w:space="0" w:sz="0" w:val="nil"/>
+            </w:tcBorders>
+          </w:tcPr>
+          <w:p>
+            <w:pPr>
+              <w:jc w:val="center"/>
+              <w:rPr>
+                <w:sz w:val="20"/>
+                <w:szCs w:val="20"/>
+              </w:rPr>
+            </w:pPr>
+            <w:r>
+              <w:rPr>
+                <w:sz w:val="20"/>
+                <w:szCs w:val="20"/>
+                <w:rtl w:val="0"/>
+              </w:rPr>
+              <w:t xml:space="preserve">9</w:t>
+            </w:r>
+          </w:p>
+        </w:tc>
+        <w:tc>
+          <w:tcPr>
+            <w:tcBorders>
+              <w:left w:color="000000" w:space="0" w:sz="0" w:val="nil"/>
+              <w:bottom w:color="000000" w:space="0" w:sz="0" w:val="nil"/>
+              <w:right w:color="000000" w:space="0" w:sz="0" w:val="nil"/>
+            </w:tcBorders>
+          </w:tcPr>
+          <w:p>
+            <w:pPr>
+              <w:jc w:val="center"/>
+              <w:rPr>
+                <w:sz w:val="20"/>
+                <w:szCs w:val="20"/>
+              </w:rPr>
+            </w:pPr>
+            <w:r>
+              <w:rPr>
+                <w:sz w:val="20"/>
+                <w:szCs w:val="20"/>
+                <w:rtl w:val="0"/>
+              </w:rPr>
+              <w:t xml:space="preserve">10</w:t>
+            </w:r>
+          </w:p>
+        </w:tc>
+        <w:tc>
+          <w:tcPr>
+            <w:tcBorders>
+              <w:left w:color="000000" w:space="0" w:sz="0" w:val="nil"/>
+              <w:bottom w:color="000000" w:space="0" w:sz="0" w:val="nil"/>
+              <w:right w:color="000000" w:space="0" w:sz="0" w:val="nil"/>
+            </w:tcBorders>
+          </w:tcPr>
+          <w:p>
+            <w:pPr>
+              <w:jc w:val="center"/>
+              <w:rPr>
+                <w:sz w:val="20"/>
+                <w:szCs w:val="20"/>
+              </w:rPr>
+            </w:pPr>
+            <w:r>
+              <w:rPr>
+                <w:sz w:val="20"/>
+                <w:szCs w:val="20"/>
+                <w:rtl w:val="0"/>
+              </w:rPr>
+              <w:t xml:space="preserve">11</w:t>
+            </w:r>
+          </w:p>
+        </w:tc>
+        <w:tc>
+          <w:tcPr>
+            <w:tcBorders>
+              <w:left w:color="000000" w:space="0" w:sz="0" w:val="nil"/>
+              <w:bottom w:color="000000" w:space="0" w:sz="0" w:val="nil"/>
+              <w:right w:color="000000" w:space="0" w:sz="0" w:val="nil"/>
+            </w:tcBorders>
+          </w:tcPr>
+          <w:p>
+            <w:pPr>
+              <w:jc w:val="center"/>
+              <w:rPr>
+                <w:sz w:val="20"/>
+                <w:szCs w:val="20"/>
+              </w:rPr>
+            </w:pPr>
+            <w:r>
+              <w:rPr>
+                <w:sz w:val="20"/>
+                <w:szCs w:val="20"/>
+                <w:rtl w:val="0"/>
+              </w:rPr>
+              <w:t xml:space="preserve">12</w:t>
+            </w:r>
+          </w:p>
+        </w:tc>
+        <w:tc>
+          <w:tcPr>
+            <w:tcBorders>
+              <w:left w:color="000000" w:space="0" w:sz="0" w:val="nil"/>
+              <w:bottom w:color="000000" w:space="0" w:sz="0" w:val="nil"/>
+              <w:right w:color="000000" w:space="0" w:sz="0" w:val="nil"/>
+            </w:tcBorders>
+          </w:tcPr>
+          <w:p>
+            <w:pPr>
+              <w:jc w:val="center"/>
+              <w:rPr>
+                <w:sz w:val="20"/>
+                <w:szCs w:val="20"/>
+              </w:rPr>
+            </w:pPr>
+            <w:r>
+              <w:rPr>
+                <w:sz w:val="20"/>
+                <w:szCs w:val="20"/>
+                <w:rtl w:val="0"/>
+              </w:rPr>
+              <w:t xml:space="preserve">13</w:t>
+            </w:r>
+          </w:p>
+        </w:tc>
+        <w:tc>
+          <w:tcPr>
+            <w:tcBorders>
+              <w:left w:color="000000" w:space="0" w:sz="0" w:val="nil"/>
+              <w:bottom w:color="000000" w:space="0" w:sz="0" w:val="nil"/>
+              <w:right w:color="000000" w:space="0" w:sz="0" w:val="nil"/>
+            </w:tcBorders>
+          </w:tcPr>
+          <w:p>
+            <w:pPr>
+              <w:jc w:val="center"/>
+              <w:rPr>
+                <w:sz w:val="20"/>
+                <w:szCs w:val="20"/>
+              </w:rPr>
+            </w:pPr>
+            <w:r>
+              <w:rPr>
+                <w:sz w:val="20"/>
+                <w:szCs w:val="20"/>
+                <w:rtl w:val="0"/>
+              </w:rPr>
+              <w:t xml:space="preserve">14</w:t>
+            </w:r>
+          </w:p>
+        </w:tc>
+        <w:tc>
+          <w:tcPr>
+            <w:tcBorders>
+              <w:left w:color="000000" w:space="0" w:sz="0" w:val="nil"/>
+              <w:bottom w:color="000000" w:space="0" w:sz="0" w:val="nil"/>
+              <w:right w:color="000000" w:space="0" w:sz="0" w:val="nil"/>
+            </w:tcBorders>
+          </w:tcPr>
+          <w:p>
+            <w:pPr>
+              <w:jc w:val="center"/>
+              <w:rPr>
+                <w:sz w:val="20"/>
+                <w:szCs w:val="20"/>
+              </w:rPr>
+            </w:pPr>
+            <w:r>
+              <w:rPr>
+                <w:sz w:val="20"/>
+                <w:szCs w:val="20"/>
+                <w:rtl w:val="0"/>
+              </w:rPr>
+              <w:t xml:space="preserve">15</w:t>
+            </w:r>
+          </w:p>
+        </w:tc>
+        <w:tc>
+          <w:tcPr>
+            <w:tcBorders>
+              <w:left w:color="000000" w:space="0" w:sz="0" w:val="nil"/>
+              <w:bottom w:color="000000" w:space="0" w:sz="0" w:val="nil"/>
+              <w:right w:color="000000" w:space="0" w:sz="0" w:val="nil"/>
+            </w:tcBorders>
+          </w:tcPr>
+          <w:p>
+            <w:pPr>
+              <w:jc w:val="center"/>
+              <w:rPr>
+                <w:sz w:val="20"/>
+                <w:szCs w:val="20"/>
+              </w:rPr>
+            </w:pPr>
+            <w:r>
+              <w:rPr>
+                <w:sz w:val="20"/>
+                <w:szCs w:val="20"/>
+                <w:rtl w:val="0"/>
+              </w:rPr>
+              <w:t xml:space="preserve">16</w:t>
+            </w:r>
+          </w:p>
+        </w:tc>
+        <w:tc>
+          <w:tcPr>
+            <w:tcBorders>
+              <w:left w:color="000000" w:space="0" w:sz="0" w:val="nil"/>
+              <w:bottom w:color="000000" w:space="0" w:sz="0" w:val="nil"/>
+              <w:right w:color="000000" w:space="0" w:sz="0" w:val="nil"/>
+            </w:tcBorders>
+          </w:tcPr>
+          <w:p>
+            <w:pPr>
+              <w:jc w:val="center"/>
+              <w:rPr>
+                <w:sz w:val="20"/>
+                <w:szCs w:val="20"/>
+              </w:rPr>
+            </w:pPr>
+            <w:r>
+              <w:rPr>
+                <w:sz w:val="20"/>
+                <w:szCs w:val="20"/>
+                <w:rtl w:val="0"/>
+              </w:rPr>
+              <w:t xml:space="preserve">17</w:t>
+            </w:r>
+          </w:p>
+        </w:tc>
       </w:tr>
     </w:tbl>
     <w:p>
@@ -6485,6 +7588,1729 @@
         </w:rPr>
       </w:r>
     </w:p>
+    <w:p>
+      <w:pPr>
+        <w:rPr/>
+      </w:pPr>
+      <w:r>
+        <w:rPr>
+          <w:rtl w:val="0"/>
+        </w:rPr>
+      </w:r>
+    </w:p>
+    <w:tbl>
+      <w:tblPr>
+        <w:tblStyle w:val="Table6"/>
+        <w:tblW w:w="6922.500000000001" w:type="dxa"/>
+        <w:jc w:val="left"/>
+        <w:tblInd w:w="-108.0" w:type="dxa"/>
+        <w:tblBorders>
+          <w:top w:color="000000" w:space="0" w:sz="4" w:val="single"/>
+          <w:left w:color="000000" w:space="0" w:sz="4" w:val="single"/>
+          <w:bottom w:color="000000" w:space="0" w:sz="4" w:val="single"/>
+          <w:right w:color="000000" w:space="0" w:sz="4" w:val="single"/>
+          <w:insideH w:color="000000" w:space="0" w:sz="4" w:val="single"/>
+          <w:insideV w:color="000000" w:space="0" w:sz="4" w:val="single"/>
+        </w:tblBorders>
+        <w:tblLayout w:type="fixed"/>
+        <w:tblLook w:val="0400"/>
+      </w:tblPr>
+      <w:tblGrid>
+        <w:gridCol w:w="532.5000000000001"/>
+        <w:gridCol w:w="532.5000000000001"/>
+        <w:gridCol w:w="532.5000000000001"/>
+        <w:gridCol w:w="532.5000000000001"/>
+        <w:gridCol w:w="532.5000000000001"/>
+        <w:gridCol w:w="532.5000000000001"/>
+        <w:gridCol w:w="532.5000000000001"/>
+        <w:gridCol w:w="532.5000000000001"/>
+        <w:gridCol w:w="532.5000000000001"/>
+        <w:gridCol w:w="532.5000000000001"/>
+        <w:gridCol w:w="532.5000000000001"/>
+        <w:gridCol w:w="532.5000000000001"/>
+        <w:gridCol w:w="532.5000000000001"/>
+        <w:tblGridChange w:id="0">
+          <w:tblGrid>
+            <w:gridCol w:w="532.5000000000001"/>
+            <w:gridCol w:w="532.5000000000001"/>
+            <w:gridCol w:w="532.5000000000001"/>
+            <w:gridCol w:w="532.5000000000001"/>
+            <w:gridCol w:w="532.5000000000001"/>
+            <w:gridCol w:w="532.5000000000001"/>
+            <w:gridCol w:w="532.5000000000001"/>
+            <w:gridCol w:w="532.5000000000001"/>
+            <w:gridCol w:w="532.5000000000001"/>
+            <w:gridCol w:w="532.5000000000001"/>
+            <w:gridCol w:w="532.5000000000001"/>
+            <w:gridCol w:w="532.5000000000001"/>
+            <w:gridCol w:w="532.5000000000001"/>
+          </w:tblGrid>
+        </w:tblGridChange>
+      </w:tblGrid>
+      <w:tr>
+        <w:trPr>
+          <w:cantSplit w:val="0"/>
+          <w:tblHeader w:val="0"/>
+        </w:trPr>
+        <w:tc>
+          <w:tcPr>
+            <w:tcBorders>
+              <w:top w:color="000000" w:space="0" w:sz="0" w:val="nil"/>
+              <w:left w:color="000000" w:space="0" w:sz="0" w:val="nil"/>
+              <w:bottom w:color="000000" w:space="0" w:sz="0" w:val="nil"/>
+            </w:tcBorders>
+          </w:tcPr>
+          <w:p>
+            <w:pPr>
+              <w:jc w:val="right"/>
+              <w:rPr/>
+            </w:pPr>
+            <w:r>
+              <w:rPr>
+                <w:rtl w:val="0"/>
+              </w:rPr>
+              <w:t xml:space="preserve">1</w:t>
+            </w:r>
+          </w:p>
+        </w:tc>
+        <w:tc>
+          <w:tcPr/>
+          <w:p>
+            <w:pPr>
+              <w:rPr/>
+            </w:pPr>
+            <w:r>
+              <w:rPr>
+                <w:rtl w:val="0"/>
+              </w:rPr>
+            </w:r>
+          </w:p>
+        </w:tc>
+        <w:tc>
+          <w:tcPr/>
+          <w:p>
+            <w:pPr>
+              <w:rPr/>
+            </w:pPr>
+            <w:r>
+              <w:rPr>
+                <w:rtl w:val="0"/>
+              </w:rPr>
+            </w:r>
+          </w:p>
+        </w:tc>
+        <w:tc>
+          <w:tcPr/>
+          <w:p>
+            <w:pPr>
+              <w:rPr/>
+            </w:pPr>
+            <w:r>
+              <w:rPr>
+                <w:rtl w:val="0"/>
+              </w:rPr>
+            </w:r>
+          </w:p>
+        </w:tc>
+        <w:tc>
+          <w:tcPr/>
+          <w:p>
+            <w:pPr>
+              <w:rPr/>
+            </w:pPr>
+            <w:r>
+              <w:rPr>
+                <w:rtl w:val="0"/>
+              </w:rPr>
+            </w:r>
+          </w:p>
+        </w:tc>
+        <w:tc>
+          <w:tcPr/>
+          <w:p>
+            <w:pPr>
+              <w:rPr/>
+            </w:pPr>
+            <w:r>
+              <w:rPr>
+                <w:rtl w:val="0"/>
+              </w:rPr>
+            </w:r>
+          </w:p>
+        </w:tc>
+        <w:tc>
+          <w:tcPr/>
+          <w:p>
+            <w:pPr>
+              <w:rPr/>
+            </w:pPr>
+            <w:r>
+              <w:rPr>
+                <w:rtl w:val="0"/>
+              </w:rPr>
+            </w:r>
+          </w:p>
+        </w:tc>
+        <w:tc>
+          <w:tcPr/>
+          <w:p>
+            <w:pPr>
+              <w:rPr/>
+            </w:pPr>
+            <w:r>
+              <w:rPr>
+                <w:rtl w:val="0"/>
+              </w:rPr>
+            </w:r>
+          </w:p>
+        </w:tc>
+        <w:tc>
+          <w:tcPr/>
+          <w:p>
+            <w:pPr>
+              <w:rPr/>
+            </w:pPr>
+            <w:r>
+              <w:rPr>
+                <w:rtl w:val="0"/>
+              </w:rPr>
+            </w:r>
+          </w:p>
+        </w:tc>
+        <w:tc>
+          <w:tcPr/>
+          <w:p>
+            <w:pPr>
+              <w:rPr/>
+            </w:pPr>
+            <w:r>
+              <w:rPr>
+                <w:rtl w:val="0"/>
+              </w:rPr>
+            </w:r>
+          </w:p>
+        </w:tc>
+        <w:tc>
+          <w:tcPr/>
+          <w:p>
+            <w:pPr>
+              <w:rPr/>
+            </w:pPr>
+            <w:r>
+              <w:rPr>
+                <w:rtl w:val="0"/>
+              </w:rPr>
+            </w:r>
+          </w:p>
+        </w:tc>
+        <w:tc>
+          <w:tcPr/>
+          <w:p>
+            <w:pPr>
+              <w:rPr/>
+            </w:pPr>
+            <w:r>
+              <w:rPr>
+                <w:rtl w:val="0"/>
+              </w:rPr>
+            </w:r>
+          </w:p>
+        </w:tc>
+        <w:tc>
+          <w:tcPr/>
+          <w:p>
+            <w:pPr>
+              <w:rPr/>
+            </w:pPr>
+            <w:r>
+              <w:rPr>
+                <w:rtl w:val="0"/>
+              </w:rPr>
+            </w:r>
+          </w:p>
+        </w:tc>
+      </w:tr>
+      <w:tr>
+        <w:trPr>
+          <w:cantSplit w:val="0"/>
+          <w:tblHeader w:val="0"/>
+        </w:trPr>
+        <w:tc>
+          <w:tcPr>
+            <w:tcBorders>
+              <w:top w:color="000000" w:space="0" w:sz="0" w:val="nil"/>
+              <w:left w:color="000000" w:space="0" w:sz="0" w:val="nil"/>
+              <w:bottom w:color="000000" w:space="0" w:sz="0" w:val="nil"/>
+            </w:tcBorders>
+          </w:tcPr>
+          <w:p>
+            <w:pPr>
+              <w:jc w:val="right"/>
+              <w:rPr/>
+            </w:pPr>
+            <w:r>
+              <w:rPr>
+                <w:rtl w:val="0"/>
+              </w:rPr>
+              <w:t xml:space="preserve">2</w:t>
+            </w:r>
+          </w:p>
+        </w:tc>
+        <w:tc>
+          <w:tcPr/>
+          <w:p>
+            <w:pPr>
+              <w:rPr/>
+            </w:pPr>
+            <w:r>
+              <w:rPr>
+                <w:rtl w:val="0"/>
+              </w:rPr>
+            </w:r>
+          </w:p>
+        </w:tc>
+        <w:tc>
+          <w:tcPr/>
+          <w:p>
+            <w:pPr>
+              <w:rPr/>
+            </w:pPr>
+            <w:r>
+              <w:rPr>
+                <w:rtl w:val="0"/>
+              </w:rPr>
+            </w:r>
+          </w:p>
+        </w:tc>
+        <w:tc>
+          <w:tcPr/>
+          <w:p>
+            <w:pPr>
+              <w:rPr/>
+            </w:pPr>
+            <w:r>
+              <w:rPr>
+                <w:rtl w:val="0"/>
+              </w:rPr>
+            </w:r>
+          </w:p>
+        </w:tc>
+        <w:tc>
+          <w:tcPr/>
+          <w:p>
+            <w:pPr>
+              <w:rPr/>
+            </w:pPr>
+            <w:r>
+              <w:rPr>
+                <w:rtl w:val="0"/>
+              </w:rPr>
+            </w:r>
+          </w:p>
+        </w:tc>
+        <w:tc>
+          <w:tcPr/>
+          <w:p>
+            <w:pPr>
+              <w:rPr/>
+            </w:pPr>
+            <w:r>
+              <w:rPr>
+                <w:rtl w:val="0"/>
+              </w:rPr>
+            </w:r>
+          </w:p>
+        </w:tc>
+        <w:tc>
+          <w:tcPr/>
+          <w:p>
+            <w:pPr>
+              <w:rPr/>
+            </w:pPr>
+            <w:r>
+              <w:rPr>
+                <w:rtl w:val="0"/>
+              </w:rPr>
+            </w:r>
+          </w:p>
+        </w:tc>
+        <w:tc>
+          <w:tcPr/>
+          <w:p>
+            <w:pPr>
+              <w:rPr/>
+            </w:pPr>
+            <w:r>
+              <w:rPr>
+                <w:rtl w:val="0"/>
+              </w:rPr>
+            </w:r>
+          </w:p>
+        </w:tc>
+        <w:tc>
+          <w:tcPr/>
+          <w:p>
+            <w:pPr>
+              <w:rPr/>
+            </w:pPr>
+            <w:r>
+              <w:rPr>
+                <w:rtl w:val="0"/>
+              </w:rPr>
+            </w:r>
+          </w:p>
+        </w:tc>
+        <w:tc>
+          <w:tcPr/>
+          <w:p>
+            <w:pPr>
+              <w:rPr/>
+            </w:pPr>
+            <w:r>
+              <w:rPr>
+                <w:rtl w:val="0"/>
+              </w:rPr>
+            </w:r>
+          </w:p>
+        </w:tc>
+        <w:tc>
+          <w:tcPr/>
+          <w:p>
+            <w:pPr>
+              <w:rPr/>
+            </w:pPr>
+            <w:r>
+              <w:rPr>
+                <w:rtl w:val="0"/>
+              </w:rPr>
+            </w:r>
+          </w:p>
+        </w:tc>
+        <w:tc>
+          <w:tcPr/>
+          <w:p>
+            <w:pPr>
+              <w:rPr/>
+            </w:pPr>
+            <w:r>
+              <w:rPr>
+                <w:rtl w:val="0"/>
+              </w:rPr>
+            </w:r>
+          </w:p>
+        </w:tc>
+        <w:tc>
+          <w:tcPr/>
+          <w:p>
+            <w:pPr>
+              <w:rPr/>
+            </w:pPr>
+            <w:r>
+              <w:rPr>
+                <w:rtl w:val="0"/>
+              </w:rPr>
+            </w:r>
+          </w:p>
+        </w:tc>
+      </w:tr>
+      <w:tr>
+        <w:trPr>
+          <w:cantSplit w:val="0"/>
+          <w:tblHeader w:val="0"/>
+        </w:trPr>
+        <w:tc>
+          <w:tcPr>
+            <w:tcBorders>
+              <w:top w:color="000000" w:space="0" w:sz="0" w:val="nil"/>
+              <w:left w:color="000000" w:space="0" w:sz="0" w:val="nil"/>
+              <w:bottom w:color="000000" w:space="0" w:sz="0" w:val="nil"/>
+            </w:tcBorders>
+          </w:tcPr>
+          <w:p>
+            <w:pPr>
+              <w:jc w:val="right"/>
+              <w:rPr/>
+            </w:pPr>
+            <w:r>
+              <w:rPr>
+                <w:rtl w:val="0"/>
+              </w:rPr>
+              <w:t xml:space="preserve">3</w:t>
+            </w:r>
+          </w:p>
+        </w:tc>
+        <w:tc>
+          <w:tcPr>
+            <w:shd w:fill="ff0000" w:val="clear"/>
+          </w:tcPr>
+          <w:p>
+            <w:pPr>
+              <w:rPr/>
+            </w:pPr>
+            <w:r>
+              <w:rPr>
+                <w:rtl w:val="0"/>
+              </w:rPr>
+            </w:r>
+          </w:p>
+        </w:tc>
+        <w:tc>
+          <w:tcPr>
+            <w:shd w:fill="ff0000" w:val="clear"/>
+          </w:tcPr>
+          <w:p>
+            <w:pPr>
+              <w:rPr/>
+            </w:pPr>
+            <w:r>
+              <w:rPr>
+                <w:rtl w:val="0"/>
+              </w:rPr>
+            </w:r>
+          </w:p>
+        </w:tc>
+        <w:tc>
+          <w:tcPr/>
+          <w:p>
+            <w:pPr>
+              <w:rPr/>
+            </w:pPr>
+            <w:r>
+              <w:rPr>
+                <w:rtl w:val="0"/>
+              </w:rPr>
+            </w:r>
+          </w:p>
+        </w:tc>
+        <w:tc>
+          <w:tcPr/>
+          <w:p>
+            <w:pPr>
+              <w:rPr/>
+            </w:pPr>
+            <w:r>
+              <w:rPr>
+                <w:rtl w:val="0"/>
+              </w:rPr>
+            </w:r>
+          </w:p>
+        </w:tc>
+        <w:tc>
+          <w:tcPr/>
+          <w:p>
+            <w:pPr>
+              <w:rPr/>
+            </w:pPr>
+            <w:r>
+              <w:rPr>
+                <w:rtl w:val="0"/>
+              </w:rPr>
+            </w:r>
+          </w:p>
+        </w:tc>
+        <w:tc>
+          <w:tcPr/>
+          <w:p>
+            <w:pPr>
+              <w:rPr/>
+            </w:pPr>
+            <w:r>
+              <w:rPr>
+                <w:rtl w:val="0"/>
+              </w:rPr>
+            </w:r>
+          </w:p>
+        </w:tc>
+        <w:tc>
+          <w:tcPr/>
+          <w:p>
+            <w:pPr>
+              <w:rPr/>
+            </w:pPr>
+            <w:r>
+              <w:rPr>
+                <w:rtl w:val="0"/>
+              </w:rPr>
+            </w:r>
+          </w:p>
+        </w:tc>
+        <w:tc>
+          <w:tcPr/>
+          <w:p>
+            <w:pPr>
+              <w:rPr/>
+            </w:pPr>
+            <w:r>
+              <w:rPr>
+                <w:rtl w:val="0"/>
+              </w:rPr>
+            </w:r>
+          </w:p>
+        </w:tc>
+        <w:tc>
+          <w:tcPr/>
+          <w:p>
+            <w:pPr>
+              <w:rPr/>
+            </w:pPr>
+            <w:r>
+              <w:rPr>
+                <w:rtl w:val="0"/>
+              </w:rPr>
+            </w:r>
+          </w:p>
+        </w:tc>
+        <w:tc>
+          <w:tcPr/>
+          <w:p>
+            <w:pPr>
+              <w:rPr/>
+            </w:pPr>
+            <w:r>
+              <w:rPr>
+                <w:rtl w:val="0"/>
+              </w:rPr>
+            </w:r>
+          </w:p>
+        </w:tc>
+        <w:tc>
+          <w:tcPr/>
+          <w:p>
+            <w:pPr>
+              <w:rPr/>
+            </w:pPr>
+            <w:r>
+              <w:rPr>
+                <w:rtl w:val="0"/>
+              </w:rPr>
+            </w:r>
+          </w:p>
+        </w:tc>
+        <w:tc>
+          <w:tcPr/>
+          <w:p>
+            <w:pPr>
+              <w:rPr/>
+            </w:pPr>
+            <w:r>
+              <w:rPr>
+                <w:rtl w:val="0"/>
+              </w:rPr>
+            </w:r>
+          </w:p>
+        </w:tc>
+      </w:tr>
+      <w:tr>
+        <w:trPr>
+          <w:cantSplit w:val="0"/>
+          <w:trHeight w:val="178.5546875" w:hRule="atLeast"/>
+          <w:tblHeader w:val="0"/>
+        </w:trPr>
+        <w:tc>
+          <w:tcPr>
+            <w:tcBorders>
+              <w:top w:color="000000" w:space="0" w:sz="0" w:val="nil"/>
+              <w:left w:color="000000" w:space="0" w:sz="0" w:val="nil"/>
+              <w:bottom w:color="000000" w:space="0" w:sz="0" w:val="nil"/>
+            </w:tcBorders>
+          </w:tcPr>
+          <w:p>
+            <w:pPr>
+              <w:jc w:val="right"/>
+              <w:rPr/>
+            </w:pPr>
+            <w:r>
+              <w:rPr>
+                <w:rtl w:val="0"/>
+              </w:rPr>
+              <w:t xml:space="preserve">4</w:t>
+            </w:r>
+          </w:p>
+        </w:tc>
+        <w:tc>
+          <w:tcPr>
+            <w:shd w:fill="0000ff" w:val="clear"/>
+          </w:tcPr>
+          <w:p>
+            <w:pPr>
+              <w:rPr/>
+            </w:pPr>
+            <w:r>
+              <w:rPr>
+                <w:rtl w:val="0"/>
+              </w:rPr>
+            </w:r>
+          </w:p>
+        </w:tc>
+        <w:tc>
+          <w:tcPr>
+            <w:shd w:fill="0000ff" w:val="clear"/>
+          </w:tcPr>
+          <w:p>
+            <w:pPr>
+              <w:rPr/>
+            </w:pPr>
+            <w:r>
+              <w:rPr>
+                <w:rtl w:val="0"/>
+              </w:rPr>
+            </w:r>
+          </w:p>
+        </w:tc>
+        <w:tc>
+          <w:tcPr/>
+          <w:p>
+            <w:pPr>
+              <w:rPr/>
+            </w:pPr>
+            <w:r>
+              <w:rPr>
+                <w:rtl w:val="0"/>
+              </w:rPr>
+            </w:r>
+          </w:p>
+        </w:tc>
+        <w:tc>
+          <w:tcPr/>
+          <w:p>
+            <w:pPr>
+              <w:rPr/>
+            </w:pPr>
+            <w:r>
+              <w:rPr>
+                <w:rtl w:val="0"/>
+              </w:rPr>
+            </w:r>
+          </w:p>
+        </w:tc>
+        <w:tc>
+          <w:tcPr/>
+          <w:p>
+            <w:pPr>
+              <w:rPr/>
+            </w:pPr>
+            <w:r>
+              <w:rPr>
+                <w:rtl w:val="0"/>
+              </w:rPr>
+            </w:r>
+          </w:p>
+        </w:tc>
+        <w:tc>
+          <w:tcPr/>
+          <w:p>
+            <w:pPr>
+              <w:rPr/>
+            </w:pPr>
+            <w:r>
+              <w:rPr>
+                <w:rtl w:val="0"/>
+              </w:rPr>
+            </w:r>
+          </w:p>
+        </w:tc>
+        <w:tc>
+          <w:tcPr/>
+          <w:p>
+            <w:pPr>
+              <w:rPr/>
+            </w:pPr>
+            <w:r>
+              <w:rPr>
+                <w:rtl w:val="0"/>
+              </w:rPr>
+            </w:r>
+          </w:p>
+        </w:tc>
+        <w:tc>
+          <w:tcPr/>
+          <w:p>
+            <w:pPr>
+              <w:rPr/>
+            </w:pPr>
+            <w:r>
+              <w:rPr>
+                <w:rtl w:val="0"/>
+              </w:rPr>
+            </w:r>
+          </w:p>
+        </w:tc>
+        <w:tc>
+          <w:tcPr/>
+          <w:p>
+            <w:pPr>
+              <w:rPr/>
+            </w:pPr>
+            <w:r>
+              <w:rPr>
+                <w:rtl w:val="0"/>
+              </w:rPr>
+            </w:r>
+          </w:p>
+        </w:tc>
+        <w:tc>
+          <w:tcPr/>
+          <w:p>
+            <w:pPr>
+              <w:rPr/>
+            </w:pPr>
+            <w:r>
+              <w:rPr>
+                <w:rtl w:val="0"/>
+              </w:rPr>
+            </w:r>
+          </w:p>
+        </w:tc>
+        <w:tc>
+          <w:tcPr/>
+          <w:p>
+            <w:pPr>
+              <w:rPr/>
+            </w:pPr>
+            <w:r>
+              <w:rPr>
+                <w:rtl w:val="0"/>
+              </w:rPr>
+            </w:r>
+          </w:p>
+        </w:tc>
+        <w:tc>
+          <w:tcPr/>
+          <w:p>
+            <w:pPr>
+              <w:rPr/>
+            </w:pPr>
+            <w:r>
+              <w:rPr>
+                <w:rtl w:val="0"/>
+              </w:rPr>
+            </w:r>
+          </w:p>
+        </w:tc>
+      </w:tr>
+      <w:tr>
+        <w:trPr>
+          <w:cantSplit w:val="0"/>
+          <w:tblHeader w:val="0"/>
+        </w:trPr>
+        <w:tc>
+          <w:tcPr>
+            <w:tcBorders>
+              <w:top w:color="000000" w:space="0" w:sz="0" w:val="nil"/>
+              <w:left w:color="000000" w:space="0" w:sz="0" w:val="nil"/>
+              <w:bottom w:color="000000" w:space="0" w:sz="0" w:val="nil"/>
+            </w:tcBorders>
+          </w:tcPr>
+          <w:p>
+            <w:pPr>
+              <w:jc w:val="right"/>
+              <w:rPr/>
+            </w:pPr>
+            <w:r>
+              <w:rPr>
+                <w:rtl w:val="0"/>
+              </w:rPr>
+              <w:t xml:space="preserve">5</w:t>
+            </w:r>
+          </w:p>
+        </w:tc>
+        <w:tc>
+          <w:tcPr/>
+          <w:p>
+            <w:pPr>
+              <w:rPr/>
+            </w:pPr>
+            <w:r>
+              <w:rPr>
+                <w:rtl w:val="0"/>
+              </w:rPr>
+            </w:r>
+          </w:p>
+        </w:tc>
+        <w:tc>
+          <w:tcPr/>
+          <w:p>
+            <w:pPr>
+              <w:rPr/>
+            </w:pPr>
+            <w:r>
+              <w:rPr>
+                <w:rtl w:val="0"/>
+              </w:rPr>
+            </w:r>
+          </w:p>
+        </w:tc>
+        <w:tc>
+          <w:tcPr>
+            <w:shd w:fill="ff0000" w:val="clear"/>
+          </w:tcPr>
+          <w:p>
+            <w:pPr>
+              <w:rPr/>
+            </w:pPr>
+            <w:r>
+              <w:rPr>
+                <w:rtl w:val="0"/>
+              </w:rPr>
+              <w:t xml:space="preserve">3,4</w:t>
+            </w:r>
+          </w:p>
+        </w:tc>
+        <w:tc>
+          <w:tcPr>
+            <w:shd w:fill="ff0000" w:val="clear"/>
+          </w:tcPr>
+          <w:p>
+            <w:pPr>
+              <w:rPr/>
+            </w:pPr>
+            <w:r>
+              <w:rPr>
+                <w:rtl w:val="0"/>
+              </w:rPr>
+            </w:r>
+          </w:p>
+        </w:tc>
+        <w:tc>
+          <w:tcPr>
+            <w:shd w:fill="ff0000" w:val="clear"/>
+          </w:tcPr>
+          <w:p>
+            <w:pPr>
+              <w:rPr/>
+            </w:pPr>
+            <w:r>
+              <w:rPr>
+                <w:rtl w:val="0"/>
+              </w:rPr>
+            </w:r>
+          </w:p>
+        </w:tc>
+        <w:tc>
+          <w:tcPr>
+            <w:shd w:fill="ff0000" w:val="clear"/>
+          </w:tcPr>
+          <w:p>
+            <w:pPr>
+              <w:rPr/>
+            </w:pPr>
+            <w:r>
+              <w:rPr>
+                <w:rtl w:val="0"/>
+              </w:rPr>
+            </w:r>
+          </w:p>
+        </w:tc>
+        <w:tc>
+          <w:tcPr>
+            <w:shd w:fill="ff0000" w:val="clear"/>
+          </w:tcPr>
+          <w:p>
+            <w:pPr>
+              <w:rPr/>
+            </w:pPr>
+            <w:r>
+              <w:rPr>
+                <w:rtl w:val="0"/>
+              </w:rPr>
+            </w:r>
+          </w:p>
+        </w:tc>
+        <w:tc>
+          <w:tcPr>
+            <w:shd w:fill="ff0000" w:val="clear"/>
+          </w:tcPr>
+          <w:p>
+            <w:pPr>
+              <w:rPr/>
+            </w:pPr>
+            <w:r>
+              <w:rPr>
+                <w:rtl w:val="0"/>
+              </w:rPr>
+            </w:r>
+          </w:p>
+        </w:tc>
+        <w:tc>
+          <w:tcPr/>
+          <w:p>
+            <w:pPr>
+              <w:rPr/>
+            </w:pPr>
+            <w:r>
+              <w:rPr>
+                <w:rtl w:val="0"/>
+              </w:rPr>
+            </w:r>
+          </w:p>
+        </w:tc>
+        <w:tc>
+          <w:tcPr/>
+          <w:p>
+            <w:pPr>
+              <w:rPr/>
+            </w:pPr>
+            <w:r>
+              <w:rPr>
+                <w:rtl w:val="0"/>
+              </w:rPr>
+            </w:r>
+          </w:p>
+        </w:tc>
+        <w:tc>
+          <w:tcPr/>
+          <w:p>
+            <w:pPr>
+              <w:rPr/>
+            </w:pPr>
+            <w:r>
+              <w:rPr>
+                <w:rtl w:val="0"/>
+              </w:rPr>
+            </w:r>
+          </w:p>
+        </w:tc>
+        <w:tc>
+          <w:tcPr/>
+          <w:p>
+            <w:pPr>
+              <w:rPr/>
+            </w:pPr>
+            <w:r>
+              <w:rPr>
+                <w:rtl w:val="0"/>
+              </w:rPr>
+            </w:r>
+          </w:p>
+        </w:tc>
+      </w:tr>
+      <w:tr>
+        <w:trPr>
+          <w:cantSplit w:val="0"/>
+          <w:tblHeader w:val="0"/>
+        </w:trPr>
+        <w:tc>
+          <w:tcPr>
+            <w:tcBorders>
+              <w:top w:color="000000" w:space="0" w:sz="0" w:val="nil"/>
+              <w:left w:color="000000" w:space="0" w:sz="0" w:val="nil"/>
+              <w:bottom w:color="000000" w:space="0" w:sz="0" w:val="nil"/>
+            </w:tcBorders>
+          </w:tcPr>
+          <w:p>
+            <w:pPr>
+              <w:jc w:val="right"/>
+              <w:rPr/>
+            </w:pPr>
+            <w:r>
+              <w:rPr>
+                <w:rtl w:val="0"/>
+              </w:rPr>
+              <w:t xml:space="preserve">6</w:t>
+            </w:r>
+          </w:p>
+        </w:tc>
+        <w:tc>
+          <w:tcPr/>
+          <w:p>
+            <w:pPr>
+              <w:rPr/>
+            </w:pPr>
+            <w:r>
+              <w:rPr>
+                <w:rtl w:val="0"/>
+              </w:rPr>
+            </w:r>
+          </w:p>
+        </w:tc>
+        <w:tc>
+          <w:tcPr/>
+          <w:p>
+            <w:pPr>
+              <w:rPr/>
+            </w:pPr>
+            <w:r>
+              <w:rPr>
+                <w:rtl w:val="0"/>
+              </w:rPr>
+            </w:r>
+          </w:p>
+        </w:tc>
+        <w:tc>
+          <w:tcPr>
+            <w:shd w:fill="0000ff" w:val="clear"/>
+          </w:tcPr>
+          <w:p>
+            <w:pPr>
+              <w:rPr/>
+            </w:pPr>
+            <w:r>
+              <w:rPr>
+                <w:rtl w:val="0"/>
+              </w:rPr>
+              <w:t xml:space="preserve">3,4</w:t>
+            </w:r>
+          </w:p>
+        </w:tc>
+        <w:tc>
+          <w:tcPr>
+            <w:shd w:fill="0000ff" w:val="clear"/>
+          </w:tcPr>
+          <w:p>
+            <w:pPr>
+              <w:rPr/>
+            </w:pPr>
+            <w:r>
+              <w:rPr>
+                <w:rtl w:val="0"/>
+              </w:rPr>
+            </w:r>
+          </w:p>
+        </w:tc>
+        <w:tc>
+          <w:tcPr>
+            <w:shd w:fill="0000ff" w:val="clear"/>
+          </w:tcPr>
+          <w:p>
+            <w:pPr>
+              <w:rPr/>
+            </w:pPr>
+            <w:r>
+              <w:rPr>
+                <w:rtl w:val="0"/>
+              </w:rPr>
+            </w:r>
+          </w:p>
+        </w:tc>
+        <w:tc>
+          <w:tcPr>
+            <w:shd w:fill="0000ff" w:val="clear"/>
+          </w:tcPr>
+          <w:p>
+            <w:pPr>
+              <w:rPr/>
+            </w:pPr>
+            <w:r>
+              <w:rPr>
+                <w:rtl w:val="0"/>
+              </w:rPr>
+            </w:r>
+          </w:p>
+        </w:tc>
+        <w:tc>
+          <w:tcPr>
+            <w:shd w:fill="0000ff" w:val="clear"/>
+          </w:tcPr>
+          <w:p>
+            <w:pPr>
+              <w:rPr/>
+            </w:pPr>
+            <w:r>
+              <w:rPr>
+                <w:rtl w:val="0"/>
+              </w:rPr>
+            </w:r>
+          </w:p>
+        </w:tc>
+        <w:tc>
+          <w:tcPr>
+            <w:shd w:fill="0000ff" w:val="clear"/>
+          </w:tcPr>
+          <w:p>
+            <w:pPr>
+              <w:rPr/>
+            </w:pPr>
+            <w:r>
+              <w:rPr>
+                <w:rtl w:val="0"/>
+              </w:rPr>
+            </w:r>
+          </w:p>
+        </w:tc>
+        <w:tc>
+          <w:tcPr/>
+          <w:p>
+            <w:pPr>
+              <w:rPr/>
+            </w:pPr>
+            <w:r>
+              <w:rPr>
+                <w:rtl w:val="0"/>
+              </w:rPr>
+            </w:r>
+          </w:p>
+        </w:tc>
+        <w:tc>
+          <w:tcPr/>
+          <w:p>
+            <w:pPr>
+              <w:rPr/>
+            </w:pPr>
+            <w:r>
+              <w:rPr>
+                <w:rtl w:val="0"/>
+              </w:rPr>
+            </w:r>
+          </w:p>
+        </w:tc>
+        <w:tc>
+          <w:tcPr/>
+          <w:p>
+            <w:pPr>
+              <w:rPr/>
+            </w:pPr>
+            <w:r>
+              <w:rPr>
+                <w:rtl w:val="0"/>
+              </w:rPr>
+            </w:r>
+          </w:p>
+        </w:tc>
+        <w:tc>
+          <w:tcPr/>
+          <w:p>
+            <w:pPr>
+              <w:rPr/>
+            </w:pPr>
+            <w:r>
+              <w:rPr>
+                <w:rtl w:val="0"/>
+              </w:rPr>
+            </w:r>
+          </w:p>
+        </w:tc>
+      </w:tr>
+      <w:tr>
+        <w:trPr>
+          <w:cantSplit w:val="0"/>
+          <w:tblHeader w:val="0"/>
+        </w:trPr>
+        <w:tc>
+          <w:tcPr>
+            <w:tcBorders>
+              <w:top w:color="000000" w:space="0" w:sz="0" w:val="nil"/>
+              <w:left w:color="000000" w:space="0" w:sz="0" w:val="nil"/>
+              <w:bottom w:color="000000" w:space="0" w:sz="0" w:val="nil"/>
+            </w:tcBorders>
+          </w:tcPr>
+          <w:p>
+            <w:pPr>
+              <w:jc w:val="right"/>
+              <w:rPr/>
+            </w:pPr>
+            <w:r>
+              <w:rPr>
+                <w:rtl w:val="0"/>
+              </w:rPr>
+              <w:t xml:space="preserve">7</w:t>
+            </w:r>
+          </w:p>
+        </w:tc>
+        <w:tc>
+          <w:tcPr/>
+          <w:p>
+            <w:pPr>
+              <w:rPr/>
+            </w:pPr>
+            <w:r>
+              <w:rPr>
+                <w:rtl w:val="0"/>
+              </w:rPr>
+            </w:r>
+          </w:p>
+        </w:tc>
+        <w:tc>
+          <w:tcPr/>
+          <w:p>
+            <w:pPr>
+              <w:rPr/>
+            </w:pPr>
+            <w:r>
+              <w:rPr>
+                <w:rtl w:val="0"/>
+              </w:rPr>
+            </w:r>
+          </w:p>
+        </w:tc>
+        <w:tc>
+          <w:tcPr/>
+          <w:p>
+            <w:pPr>
+              <w:rPr/>
+            </w:pPr>
+            <w:r>
+              <w:rPr>
+                <w:rtl w:val="0"/>
+              </w:rPr>
+            </w:r>
+          </w:p>
+        </w:tc>
+        <w:tc>
+          <w:tcPr/>
+          <w:p>
+            <w:pPr>
+              <w:rPr/>
+            </w:pPr>
+            <w:r>
+              <w:rPr>
+                <w:rtl w:val="0"/>
+              </w:rPr>
+            </w:r>
+          </w:p>
+        </w:tc>
+        <w:tc>
+          <w:tcPr/>
+          <w:p>
+            <w:pPr>
+              <w:rPr/>
+            </w:pPr>
+            <w:r>
+              <w:rPr>
+                <w:rtl w:val="0"/>
+              </w:rPr>
+            </w:r>
+          </w:p>
+        </w:tc>
+        <w:tc>
+          <w:tcPr/>
+          <w:p>
+            <w:pPr>
+              <w:rPr/>
+            </w:pPr>
+            <w:r>
+              <w:rPr>
+                <w:rtl w:val="0"/>
+              </w:rPr>
+            </w:r>
+          </w:p>
+        </w:tc>
+        <w:tc>
+          <w:tcPr/>
+          <w:p>
+            <w:pPr>
+              <w:rPr/>
+            </w:pPr>
+            <w:r>
+              <w:rPr>
+                <w:rtl w:val="0"/>
+              </w:rPr>
+            </w:r>
+          </w:p>
+        </w:tc>
+        <w:tc>
+          <w:tcPr/>
+          <w:p>
+            <w:pPr>
+              <w:rPr/>
+            </w:pPr>
+            <w:r>
+              <w:rPr>
+                <w:rtl w:val="0"/>
+              </w:rPr>
+            </w:r>
+          </w:p>
+        </w:tc>
+        <w:tc>
+          <w:tcPr>
+            <w:shd w:fill="ff0000" w:val="clear"/>
+          </w:tcPr>
+          <w:p>
+            <w:pPr>
+              <w:rPr/>
+            </w:pPr>
+            <w:r>
+              <w:rPr>
+                <w:rtl w:val="0"/>
+              </w:rPr>
+              <w:t xml:space="preserve">5,6</w:t>
+            </w:r>
+          </w:p>
+        </w:tc>
+        <w:tc>
+          <w:tcPr>
+            <w:shd w:fill="ff0000" w:val="clear"/>
+          </w:tcPr>
+          <w:p>
+            <w:pPr>
+              <w:rPr/>
+            </w:pPr>
+            <w:r>
+              <w:rPr>
+                <w:rtl w:val="0"/>
+              </w:rPr>
+            </w:r>
+          </w:p>
+        </w:tc>
+        <w:tc>
+          <w:tcPr>
+            <w:shd w:fill="ff0000" w:val="clear"/>
+          </w:tcPr>
+          <w:p>
+            <w:pPr>
+              <w:rPr/>
+            </w:pPr>
+            <w:r>
+              <w:rPr>
+                <w:rtl w:val="0"/>
+              </w:rPr>
+            </w:r>
+          </w:p>
+        </w:tc>
+        <w:tc>
+          <w:tcPr>
+            <w:shd w:fill="ff0000" w:val="clear"/>
+          </w:tcPr>
+          <w:p>
+            <w:pPr>
+              <w:rPr/>
+            </w:pPr>
+            <w:r>
+              <w:rPr>
+                <w:rtl w:val="0"/>
+              </w:rPr>
+            </w:r>
+          </w:p>
+        </w:tc>
+      </w:tr>
+      <w:tr>
+        <w:trPr>
+          <w:cantSplit w:val="0"/>
+          <w:tblHeader w:val="0"/>
+        </w:trPr>
+        <w:tc>
+          <w:tcPr>
+            <w:tcBorders>
+              <w:top w:color="000000" w:space="0" w:sz="0" w:val="nil"/>
+              <w:left w:color="000000" w:space="0" w:sz="0" w:val="nil"/>
+              <w:bottom w:color="000000" w:space="0" w:sz="0" w:val="nil"/>
+              <w:right w:color="000000" w:space="0" w:sz="0" w:val="nil"/>
+            </w:tcBorders>
+          </w:tcPr>
+          <w:p>
+            <w:pPr>
+              <w:rPr/>
+            </w:pPr>
+            <w:r>
+              <w:rPr>
+                <w:rtl w:val="0"/>
+              </w:rPr>
+            </w:r>
+          </w:p>
+        </w:tc>
+        <w:tc>
+          <w:tcPr>
+            <w:tcBorders>
+              <w:left w:color="000000" w:space="0" w:sz="0" w:val="nil"/>
+              <w:bottom w:color="000000" w:space="0" w:sz="0" w:val="nil"/>
+              <w:right w:color="000000" w:space="0" w:sz="0" w:val="nil"/>
+            </w:tcBorders>
+          </w:tcPr>
+          <w:p>
+            <w:pPr>
+              <w:jc w:val="center"/>
+              <w:rPr>
+                <w:sz w:val="20"/>
+                <w:szCs w:val="20"/>
+              </w:rPr>
+            </w:pPr>
+            <w:r>
+              <w:rPr>
+                <w:sz w:val="20"/>
+                <w:szCs w:val="20"/>
+                <w:rtl w:val="0"/>
+              </w:rPr>
+              <w:t xml:space="preserve">18</w:t>
+            </w:r>
+          </w:p>
+        </w:tc>
+        <w:tc>
+          <w:tcPr>
+            <w:tcBorders>
+              <w:left w:color="000000" w:space="0" w:sz="0" w:val="nil"/>
+              <w:bottom w:color="000000" w:space="0" w:sz="0" w:val="nil"/>
+              <w:right w:color="000000" w:space="0" w:sz="0" w:val="nil"/>
+            </w:tcBorders>
+          </w:tcPr>
+          <w:p>
+            <w:pPr>
+              <w:jc w:val="center"/>
+              <w:rPr>
+                <w:sz w:val="20"/>
+                <w:szCs w:val="20"/>
+              </w:rPr>
+            </w:pPr>
+            <w:r>
+              <w:rPr>
+                <w:sz w:val="20"/>
+                <w:szCs w:val="20"/>
+                <w:rtl w:val="0"/>
+              </w:rPr>
+              <w:t xml:space="preserve">19</w:t>
+            </w:r>
+          </w:p>
+        </w:tc>
+        <w:tc>
+          <w:tcPr>
+            <w:tcBorders>
+              <w:left w:color="000000" w:space="0" w:sz="0" w:val="nil"/>
+              <w:bottom w:color="000000" w:space="0" w:sz="0" w:val="nil"/>
+              <w:right w:color="000000" w:space="0" w:sz="0" w:val="nil"/>
+            </w:tcBorders>
+          </w:tcPr>
+          <w:p>
+            <w:pPr>
+              <w:jc w:val="center"/>
+              <w:rPr>
+                <w:sz w:val="20"/>
+                <w:szCs w:val="20"/>
+              </w:rPr>
+            </w:pPr>
+            <w:r>
+              <w:rPr>
+                <w:sz w:val="20"/>
+                <w:szCs w:val="20"/>
+                <w:rtl w:val="0"/>
+              </w:rPr>
+              <w:t xml:space="preserve">20</w:t>
+            </w:r>
+          </w:p>
+        </w:tc>
+        <w:tc>
+          <w:tcPr>
+            <w:tcBorders>
+              <w:left w:color="000000" w:space="0" w:sz="0" w:val="nil"/>
+              <w:bottom w:color="000000" w:space="0" w:sz="0" w:val="nil"/>
+              <w:right w:color="000000" w:space="0" w:sz="0" w:val="nil"/>
+            </w:tcBorders>
+          </w:tcPr>
+          <w:p>
+            <w:pPr>
+              <w:jc w:val="center"/>
+              <w:rPr>
+                <w:sz w:val="20"/>
+                <w:szCs w:val="20"/>
+              </w:rPr>
+            </w:pPr>
+            <w:r>
+              <w:rPr>
+                <w:sz w:val="20"/>
+                <w:szCs w:val="20"/>
+                <w:rtl w:val="0"/>
+              </w:rPr>
+              <w:t xml:space="preserve">21</w:t>
+            </w:r>
+          </w:p>
+        </w:tc>
+        <w:tc>
+          <w:tcPr>
+            <w:tcBorders>
+              <w:left w:color="000000" w:space="0" w:sz="0" w:val="nil"/>
+              <w:bottom w:color="000000" w:space="0" w:sz="0" w:val="nil"/>
+              <w:right w:color="000000" w:space="0" w:sz="0" w:val="nil"/>
+            </w:tcBorders>
+          </w:tcPr>
+          <w:p>
+            <w:pPr>
+              <w:jc w:val="center"/>
+              <w:rPr>
+                <w:sz w:val="20"/>
+                <w:szCs w:val="20"/>
+              </w:rPr>
+            </w:pPr>
+            <w:r>
+              <w:rPr>
+                <w:sz w:val="20"/>
+                <w:szCs w:val="20"/>
+                <w:rtl w:val="0"/>
+              </w:rPr>
+              <w:t xml:space="preserve">22</w:t>
+            </w:r>
+          </w:p>
+        </w:tc>
+        <w:tc>
+          <w:tcPr>
+            <w:tcBorders>
+              <w:left w:color="000000" w:space="0" w:sz="0" w:val="nil"/>
+              <w:bottom w:color="000000" w:space="0" w:sz="0" w:val="nil"/>
+              <w:right w:color="000000" w:space="0" w:sz="0" w:val="nil"/>
+            </w:tcBorders>
+          </w:tcPr>
+          <w:p>
+            <w:pPr>
+              <w:jc w:val="center"/>
+              <w:rPr>
+                <w:sz w:val="20"/>
+                <w:szCs w:val="20"/>
+              </w:rPr>
+            </w:pPr>
+            <w:r>
+              <w:rPr>
+                <w:sz w:val="20"/>
+                <w:szCs w:val="20"/>
+                <w:rtl w:val="0"/>
+              </w:rPr>
+              <w:t xml:space="preserve">23</w:t>
+            </w:r>
+          </w:p>
+        </w:tc>
+        <w:tc>
+          <w:tcPr>
+            <w:tcBorders>
+              <w:left w:color="000000" w:space="0" w:sz="0" w:val="nil"/>
+              <w:bottom w:color="000000" w:space="0" w:sz="0" w:val="nil"/>
+              <w:right w:color="000000" w:space="0" w:sz="0" w:val="nil"/>
+            </w:tcBorders>
+          </w:tcPr>
+          <w:p>
+            <w:pPr>
+              <w:jc w:val="center"/>
+              <w:rPr>
+                <w:sz w:val="20"/>
+                <w:szCs w:val="20"/>
+              </w:rPr>
+            </w:pPr>
+            <w:r>
+              <w:rPr>
+                <w:sz w:val="20"/>
+                <w:szCs w:val="20"/>
+                <w:rtl w:val="0"/>
+              </w:rPr>
+              <w:t xml:space="preserve">24</w:t>
+            </w:r>
+          </w:p>
+        </w:tc>
+        <w:tc>
+          <w:tcPr>
+            <w:tcBorders>
+              <w:left w:color="000000" w:space="0" w:sz="0" w:val="nil"/>
+              <w:bottom w:color="000000" w:space="0" w:sz="0" w:val="nil"/>
+              <w:right w:color="000000" w:space="0" w:sz="0" w:val="nil"/>
+            </w:tcBorders>
+          </w:tcPr>
+          <w:p>
+            <w:pPr>
+              <w:jc w:val="center"/>
+              <w:rPr>
+                <w:sz w:val="20"/>
+                <w:szCs w:val="20"/>
+              </w:rPr>
+            </w:pPr>
+            <w:r>
+              <w:rPr>
+                <w:sz w:val="20"/>
+                <w:szCs w:val="20"/>
+                <w:rtl w:val="0"/>
+              </w:rPr>
+              <w:t xml:space="preserve">25</w:t>
+            </w:r>
+          </w:p>
+        </w:tc>
+        <w:tc>
+          <w:tcPr>
+            <w:tcBorders>
+              <w:left w:color="000000" w:space="0" w:sz="0" w:val="nil"/>
+              <w:bottom w:color="000000" w:space="0" w:sz="0" w:val="nil"/>
+              <w:right w:color="000000" w:space="0" w:sz="0" w:val="nil"/>
+            </w:tcBorders>
+          </w:tcPr>
+          <w:p>
+            <w:pPr>
+              <w:jc w:val="center"/>
+              <w:rPr>
+                <w:sz w:val="20"/>
+                <w:szCs w:val="20"/>
+              </w:rPr>
+            </w:pPr>
+            <w:r>
+              <w:rPr>
+                <w:sz w:val="20"/>
+                <w:szCs w:val="20"/>
+                <w:rtl w:val="0"/>
+              </w:rPr>
+              <w:t xml:space="preserve">26</w:t>
+            </w:r>
+          </w:p>
+        </w:tc>
+        <w:tc>
+          <w:tcPr>
+            <w:tcBorders>
+              <w:left w:color="000000" w:space="0" w:sz="0" w:val="nil"/>
+              <w:bottom w:color="000000" w:space="0" w:sz="0" w:val="nil"/>
+              <w:right w:color="000000" w:space="0" w:sz="0" w:val="nil"/>
+            </w:tcBorders>
+          </w:tcPr>
+          <w:p>
+            <w:pPr>
+              <w:jc w:val="center"/>
+              <w:rPr>
+                <w:sz w:val="20"/>
+                <w:szCs w:val="20"/>
+              </w:rPr>
+            </w:pPr>
+            <w:r>
+              <w:rPr>
+                <w:sz w:val="20"/>
+                <w:szCs w:val="20"/>
+                <w:rtl w:val="0"/>
+              </w:rPr>
+              <w:t xml:space="preserve">27</w:t>
+            </w:r>
+          </w:p>
+        </w:tc>
+        <w:tc>
+          <w:tcPr>
+            <w:tcBorders>
+              <w:left w:color="000000" w:space="0" w:sz="0" w:val="nil"/>
+              <w:bottom w:color="000000" w:space="0" w:sz="0" w:val="nil"/>
+              <w:right w:color="000000" w:space="0" w:sz="0" w:val="nil"/>
+            </w:tcBorders>
+          </w:tcPr>
+          <w:p>
+            <w:pPr>
+              <w:jc w:val="center"/>
+              <w:rPr>
+                <w:sz w:val="20"/>
+                <w:szCs w:val="20"/>
+              </w:rPr>
+            </w:pPr>
+            <w:r>
+              <w:rPr>
+                <w:sz w:val="20"/>
+                <w:szCs w:val="20"/>
+                <w:rtl w:val="0"/>
+              </w:rPr>
+              <w:t xml:space="preserve">28</w:t>
+            </w:r>
+          </w:p>
+        </w:tc>
+        <w:tc>
+          <w:tcPr>
+            <w:tcBorders>
+              <w:left w:color="000000" w:space="0" w:sz="0" w:val="nil"/>
+              <w:bottom w:color="000000" w:space="0" w:sz="0" w:val="nil"/>
+              <w:right w:color="000000" w:space="0" w:sz="0" w:val="nil"/>
+            </w:tcBorders>
+          </w:tcPr>
+          <w:p>
+            <w:pPr>
+              <w:jc w:val="center"/>
+              <w:rPr>
+                <w:sz w:val="20"/>
+                <w:szCs w:val="20"/>
+              </w:rPr>
+            </w:pPr>
+            <w:r>
+              <w:rPr>
+                <w:sz w:val="20"/>
+                <w:szCs w:val="20"/>
+                <w:rtl w:val="0"/>
+              </w:rPr>
+              <w:t xml:space="preserve">29</w:t>
+            </w:r>
+          </w:p>
+        </w:tc>
+      </w:tr>
+    </w:tbl>
     <w:p>
       <w:pPr>
         <w:rPr/>
@@ -6829,6 +9655,22 @@
     </w:tblPr>
   </w:style>
   <w:style w:type="table" w:styleId="Table5">
+    <w:basedOn w:val="TableNormal"/>
+    <w:pPr>
+      <w:spacing w:after="0" w:line="240" w:lineRule="auto"/>
+    </w:pPr>
+    <w:tblPr>
+      <w:tblStyleRowBandSize w:val="1"/>
+      <w:tblStyleColBandSize w:val="1"/>
+      <w:tblCellMar>
+        <w:top w:w="0.0" w:type="dxa"/>
+        <w:left w:w="108.0" w:type="dxa"/>
+        <w:bottom w:w="0.0" w:type="dxa"/>
+        <w:right w:w="108.0" w:type="dxa"/>
+      </w:tblCellMar>
+    </w:tblPr>
+  </w:style>
+  <w:style w:type="table" w:styleId="Table6">
     <w:basedOn w:val="TableNormal"/>
     <w:pPr>
       <w:spacing w:after="0" w:line="240" w:lineRule="auto"/>
